--- a/content/substack/fort-dix-officer-consensual-category.docx
+++ b/content/substack/fort-dix-officer-consensual-category.docx
@@ -168,11 +168,6 @@
       </w:r>
       <w:r>
         <w:t>. She did not force anybody. She was a young, good-looking woman working twelve-hour shifts in a building with three hundred forty men and one officer. What did you think was going to happen?</w:t>
-      </w:r>
-    </w:p>
-    <w:p>
-      <w:r>
-        <w:t>She is charged, not convicted — by complaint, no indictment, out on bond. All of it remains allegation.</w:t>
       </w:r>
     </w:p>
     <w:p>

--- a/content/substack/fort-dix-officer-consensual-category.docx
+++ b/content/substack/fort-dix-officer-consensual-category.docx
@@ -104,7 +104,7 @@
     </w:p>
     <w:p>
       <w:r>
-        <w:t>Not to break it up. To play. A housing unit officer stepped onto the court in the gym at FCI Fort Dix, picked up a paddle, and hit the ball back and forth with us while she vaped.</w:t>
+        <w:t>Not to supervise. To play. A housing unit officer stepped onto the court in the gym at FCI Fort Dix, picked up a paddle, and hit the ball back and forth with us while she vaped.</w:t>
       </w:r>
     </w:p>
     <w:p>
@@ -136,7 +136,7 @@
     </w:p>
     <w:p>
       <w:r>
-        <w:t>Then he came off the compound. Months later she was moved outside the perimeter, then brought back inside, and we figured nobody had snitched and the investigation had cleared her. Then she went out again. A few weeks later she was charged.</w:t>
+        <w:t>Then he was taken to the SHU. Months later she was moved outside the perimeter, then brought back inside, and we figured nobody had snitched and the investigation had cleared her. Then she went out again. A few weeks later she was charged.</w:t>
       </w:r>
     </w:p>
     <w:p>
@@ -221,7 +221,7 @@
     </w:p>
     <w:p>
       <w:r>
-        <w:t>He went to a unit designated for men at high risk of victimization. That is not a sex offender unit, but it fills with them, because they are the ones flagged as vulnerable — most will not fight to defend themselves. The only men it keeps out are those flagged as risks to perpetrate.</w:t>
+        <w:t>He went to a unit designated for men at high risk of victimization, which in practice means a unit heavy with sex offenders. They are the ones flagged as vulnerable, because most will not fight to defend themselves.</w:t>
       </w:r>
     </w:p>
     <w:p>
@@ -253,7 +253,7 @@
     </w:p>
     <w:p>
       <w:r>
-        <w:t>He came off the compound months before anyone knew why. She went on paid administrative leave and came back inside the perimeter for a while. Federal data bears the pattern out — in substantiated staff misconduct cases, sixteen percent of the men the law calls victims end up in segregation, eleven percent transferred.</w:t>
+        <w:t>He went to the SHU months before anyone knew why. She went on paid administrative leave and came back inside the perimeter for a while. Federal data bears the pattern out — in substantiated staff misconduct cases, sixteen percent of the men the law calls victims end up in segregation, eleven percent transferred.</w:t>
       </w:r>
     </w:p>
     <w:p>

--- a/content/substack/fort-dix-officer-consensual-category.docx
+++ b/content/substack/fort-dix-officer-consensual-category.docx
@@ -253,7 +253,7 @@
     </w:p>
     <w:p>
       <w:r>
-        <w:t>He went to the SHU months before anyone knew why. She went on paid administrative leave and came back inside the perimeter for a while. Federal data bears the pattern out — in substantiated staff misconduct cases, sixteen percent of the men the law calls victims end up in segregation, eleven percent transferred.</w:t>
+        <w:t>He went to the SHU. She kept working. Federal data bears the pattern out — in substantiated staff misconduct cases, sixteen percent of the men the law calls victims end up in segregation, eleven percent transferred.</w:t>
       </w:r>
     </w:p>
     <w:p>

--- a/content/substack/fort-dix-officer-consensual-category.docx
+++ b/content/substack/fort-dix-officer-consensual-category.docx
@@ -136,7 +136,12 @@
     </w:p>
     <w:p>
       <w:r>
-        <w:t>Then he was taken to the SHU. Months later she was moved outside the perimeter, then brought back inside, and we figured nobody had snitched and the investigation had cleared her. Then she went out again. A few weeks later she was charged.</w:t>
+        <w:t>I saw all of that before June 2025, when I was transferred out of Fort Dix for four months. The sex the government actually charged happened in January 2026, and the phones that made its case were seized months before that. This had been going on a long time.</w:t>
+      </w:r>
+    </w:p>
+    <w:p>
+      <w:r>
+        <w:t>Then he was taken to the SHU. She was moved outside the perimeter, then brought back inside, and we figured nobody had snitched and the investigation had cleared her. Then she went out again. A few weeks later she was charged.</w:t>
       </w:r>
     </w:p>
     <w:p>

--- a/content/substack/fort-dix-officer-consensual-category.docx
+++ b/content/substack/fort-dix-officer-consensual-category.docx
@@ -3,91 +3,35 @@
 <w:document xmlns:wpc="http://schemas.microsoft.com/office/word/2010/wordprocessingCanvas" xmlns:mo="http://schemas.microsoft.com/office/mac/office/2008/main" xmlns:mc="http://schemas.openxmlformats.org/markup-compatibility/2006" xmlns:mv="urn:schemas-microsoft-com:mac:vml" xmlns:o="urn:schemas-microsoft-com:office:office" xmlns:r="http://schemas.openxmlformats.org/officeDocument/2006/relationships" xmlns:m="http://schemas.openxmlformats.org/officeDocument/2006/math" xmlns:v="urn:schemas-microsoft-com:vml" xmlns:wp14="http://schemas.microsoft.com/office/word/2010/wordprocessingDrawing" xmlns:wp="http://schemas.openxmlformats.org/drawingml/2006/wordprocessingDrawing" xmlns:w10="urn:schemas-microsoft-com:office:word" xmlns:w="http://schemas.openxmlformats.org/wordprocessingml/2006/main" xmlns:w14="http://schemas.microsoft.com/office/word/2010/wordml" xmlns:wpg="http://schemas.microsoft.com/office/word/2010/wordprocessingGroup" xmlns:wpi="http://schemas.microsoft.com/office/word/2010/wordprocessingInk" xmlns:wne="http://schemas.microsoft.com/office/word/2006/wordml" xmlns:wps="http://schemas.microsoft.com/office/word/2010/wordprocessingShape" mc:Ignorable="w14 wp14">
   <w:body>
     <w:p>
-      <w:pPr>
-        <w:shd w:val="clear" w:color="auto" w:fill="DCE6F1"/>
-      </w:pPr>
       <w:r>
         <w:rPr>
           <w:b/>
-          <w:sz w:val="26"/>
+          <w:sz w:val="36"/>
         </w:rPr>
-        <w:t>PUBLISHER CHECKLIST</w:t>
-      </w:r>
-    </w:p>
-    <w:p>
-      <w:pPr>
-        <w:shd w:val="clear" w:color="auto" w:fill="DCE6F1"/>
-      </w:pPr>
-      <w:r>
-        <w:rPr>
-          <w:b/>
-        </w:rPr>
-        <w:t xml:space="preserve">Title: </w:t>
-      </w:r>
-      <w:r>
         <w:t>The Justice Department Called It Consensual and Charged Her Anyway. I Live in That Unit.</w:t>
       </w:r>
     </w:p>
     <w:p>
-      <w:pPr>
-        <w:shd w:val="clear" w:color="auto" w:fill="DCE6F1"/>
-      </w:pPr>
       <w:r>
         <w:rPr>
-          <w:b/>
+          <w:i/>
+          <w:sz w:val="24"/>
         </w:rPr>
-        <w:t xml:space="preserve">Subtitle (email preview text): </w:t>
-      </w:r>
-      <w:r>
         <w:t>Fourteen years inside. What the law calls impossible happens daily.</w:t>
       </w:r>
     </w:p>
     <w:p>
-      <w:pPr>
-        <w:shd w:val="clear" w:color="auto" w:fill="DCE6F1"/>
-      </w:pPr>
       <w:r>
-        <w:rPr>
-          <w:b/>
-        </w:rPr>
-        <w:t xml:space="preserve">Column: </w:t>
-      </w:r>
-      <w:r>
-        <w:t>Surviving the Feds: Dispatches from the Inside</w:t>
+        <w:t>By Bilal Khan</w:t>
       </w:r>
     </w:p>
     <w:p>
-      <w:pPr>
-        <w:shd w:val="clear" w:color="auto" w:fill="DCE6F1"/>
-      </w:pPr>
       <w:r>
         <w:rPr>
-          <w:b/>
+          <w:i/>
         </w:rPr>
-        <w:t xml:space="preserve">Author: </w:t>
+        <w:t>Surviving the Feds: Dispatches from the Inside</w:t>
       </w:r>
-      <w:r>
-        <w:t>Bilal Khan (guest author — set byline to guest, not Doug)</w:t>
-      </w:r>
-    </w:p>
-    <w:p>
-      <w:pPr>
-        <w:shd w:val="clear" w:color="auto" w:fill="DCE6F1"/>
-      </w:pPr>
-      <w:r>
-        <w:rPr>
-          <w:b/>
-        </w:rPr>
-        <w:t xml:space="preserve">Paste target: </w:t>
-      </w:r>
-      <w:r>
-        <w:t>Substack editor. Formatting below is paste-ready.</w:t>
-      </w:r>
-    </w:p>
-    <w:p>
-      <w:pPr>
-        <w:shd w:val="clear" w:color="auto" w:fill="DCE6F1"/>
-      </w:pPr>
     </w:p>
     <w:p>
       <w:pPr>
@@ -96,7 +40,6 @@
         </w:pBdr>
       </w:pPr>
     </w:p>
-    <w:p/>
     <w:p>
       <w:r>
         <w:t>She walked into my pickleball game.</w:t>
@@ -430,9 +373,6 @@
       </w:r>
     </w:p>
     <w:p>
-      <w:pPr>
-        <w:jc w:val="left"/>
-      </w:pPr>
       <w:r>
         <w:t>~Bilal</w:t>
       </w:r>

--- a/content/substack/fort-dix-officer-consensual-category.docx
+++ b/content/substack/fort-dix-officer-consensual-category.docx
@@ -2,6 +2,45 @@
 <file path=word/document.xml><?xml version="1.0" encoding="utf-8"?>
 <w:document xmlns:wpc="http://schemas.microsoft.com/office/word/2010/wordprocessingCanvas" xmlns:mo="http://schemas.microsoft.com/office/mac/office/2008/main" xmlns:mc="http://schemas.openxmlformats.org/markup-compatibility/2006" xmlns:mv="urn:schemas-microsoft-com:mac:vml" xmlns:o="urn:schemas-microsoft-com:office:office" xmlns:r="http://schemas.openxmlformats.org/officeDocument/2006/relationships" xmlns:m="http://schemas.openxmlformats.org/officeDocument/2006/math" xmlns:v="urn:schemas-microsoft-com:vml" xmlns:wp14="http://schemas.microsoft.com/office/word/2010/wordprocessingDrawing" xmlns:wp="http://schemas.openxmlformats.org/drawingml/2006/wordprocessingDrawing" xmlns:w10="urn:schemas-microsoft-com:office:word" xmlns:w="http://schemas.openxmlformats.org/wordprocessingml/2006/main" xmlns:w14="http://schemas.microsoft.com/office/word/2010/wordml" xmlns:wpg="http://schemas.microsoft.com/office/word/2010/wordprocessingGroup" xmlns:wpi="http://schemas.microsoft.com/office/word/2010/wordprocessingInk" xmlns:wne="http://schemas.microsoft.com/office/word/2006/wordml" xmlns:wps="http://schemas.microsoft.com/office/word/2010/wordprocessingShape" mc:Ignorable="w14 wp14">
   <w:body>
+    <w:p>
+      <w:pPr>
+        <w:jc w:val="center"/>
+      </w:pPr>
+      <w:r>
+        <w:drawing>
+          <wp:inline xmlns:a="http://schemas.openxmlformats.org/drawingml/2006/main" xmlns:pic="http://schemas.openxmlformats.org/drawingml/2006/picture">
+            <wp:extent cx="5943600" cy="3328416"/>
+            <wp:docPr id="1" name="Picture 1"/>
+            <wp:cNvGraphicFramePr>
+              <a:graphicFrameLocks noChangeAspect="1"/>
+            </wp:cNvGraphicFramePr>
+            <a:graphic>
+              <a:graphicData uri="http://schemas.openxmlformats.org/drawingml/2006/picture">
+                <pic:pic>
+                  <pic:nvPicPr>
+                    <pic:cNvPr id="0" name="substack-column-header.png"/>
+                    <pic:cNvPicPr/>
+                  </pic:nvPicPr>
+                  <pic:blipFill>
+                    <a:blip r:embed="rId9"/>
+                    <a:stretch>
+                      <a:fillRect/>
+                    </a:stretch>
+                  </pic:blipFill>
+                  <pic:spPr>
+                    <a:xfrm>
+                      <a:off x="0" y="0"/>
+                      <a:ext cx="5943600" cy="3328416"/>
+                    </a:xfrm>
+                    <a:prstGeom prst="rect"/>
+                  </pic:spPr>
+                </pic:pic>
+              </a:graphicData>
+            </a:graphic>
+          </wp:inline>
+        </w:drawing>
+      </w:r>
+    </w:p>
     <w:p>
       <w:r>
         <w:rPr>

--- a/content/substack/fort-dix-officer-consensual-category.docx
+++ b/content/substack/fort-dix-officer-consensual-category.docx
@@ -69,7 +69,7 @@
         <w:rPr>
           <w:i/>
         </w:rPr>
-        <w:t>Surviving the Feds: Dispatches from the Inside</w:t>
+        <w:t>Intel From The Inside — A Surviving the Feds Exclusive</w:t>
       </w:r>
     </w:p>
     <w:p>
